--- a/multichoice/build/es_material_wood.docx
+++ b/multichoice/build/es_material_wood.docx
@@ -35,7 +35,7 @@
       <w:r>
         <w:t>b)</w:t>
         <w:tab/>
-        <w:t>La madera no tiene densidad</w:t>
+        <w:t>Parecida a la densidad del agua</w:t>
       </w:r>
     </w:p>
     <w:p>
@@ -55,7 +55,7 @@
       <w:r>
         <w:t>d)</w:t>
         <w:tab/>
-        <w:t>Parecida a la densidad del agua</w:t>
+        <w:t>La madera no tiene densidad</w:t>
       </w:r>
     </w:p>
     <w:p>
@@ -73,6 +73,26 @@
       <w:r>
         <w:t>a)</w:t>
         <w:tab/>
+        <w:t>La madera siempre se hunde en el agua</w:t>
+      </w:r>
+    </w:p>
+    <w:p>
+      <w:pPr>
+        <w:pStyle w:val="Choice"/>
+      </w:pPr>
+      <w:r>
+        <w:t>b)</w:t>
+        <w:tab/>
+        <w:t>Algunas maderas flotan y otras se hunden</w:t>
+      </w:r>
+    </w:p>
+    <w:p>
+      <w:pPr>
+        <w:pStyle w:val="Choice"/>
+      </w:pPr>
+      <w:r>
+        <w:t>c)</w:t>
+        <w:tab/>
         <w:t>La madera siempre flota en el agua</w:t>
       </w:r>
     </w:p>
@@ -81,33 +101,13 @@
         <w:pStyle w:val="Choice"/>
       </w:pPr>
       <w:r>
-        <w:t>b)</w:t>
+        <w:t>d)</w:t>
         <w:tab/>
         <w:t>La madera no se debe mojar con agua</w:t>
       </w:r>
     </w:p>
     <w:p>
       <w:pPr>
-        <w:pStyle w:val="Choice"/>
-      </w:pPr>
-      <w:r>
-        <w:t>c)</w:t>
-        <w:tab/>
-        <w:t>La madera siempre se hunde en el agua</w:t>
-      </w:r>
-    </w:p>
-    <w:p>
-      <w:pPr>
-        <w:pStyle w:val="Choice"/>
-      </w:pPr>
-      <w:r>
-        <w:t>d)</w:t>
-        <w:tab/>
-        <w:t>Algunas maderas flotan y otras se hunden</w:t>
-      </w:r>
-    </w:p>
-    <w:p>
-      <w:pPr>
         <w:pStyle w:val="ListNumber"/>
       </w:pPr>
       <w:r>
@@ -121,6 +121,16 @@
       <w:r>
         <w:t>a)</w:t>
         <w:tab/>
+        <w:t>Conduce bien el calor pero mal la electricidad</w:t>
+      </w:r>
+    </w:p>
+    <w:p>
+      <w:pPr>
+        <w:pStyle w:val="Choice"/>
+      </w:pPr>
+      <w:r>
+        <w:t>b)</w:t>
+        <w:tab/>
         <w:t>Conduce bien la electricidad pero mal el calor</w:t>
       </w:r>
     </w:p>
@@ -129,19 +139,9 @@
         <w:pStyle w:val="Choice"/>
       </w:pPr>
       <w:r>
-        <w:t>b)</w:t>
+        <w:t>c)</w:t>
         <w:tab/>
         <w:t>Es buen aislante eléctrico y térmico</w:t>
-      </w:r>
-    </w:p>
-    <w:p>
-      <w:pPr>
-        <w:pStyle w:val="Choice"/>
-      </w:pPr>
-      <w:r>
-        <w:t>c)</w:t>
-        <w:tab/>
-        <w:t>Conduce bien el calor pero mal la electricidad</w:t>
       </w:r>
     </w:p>
     <w:p>
@@ -169,7 +169,7 @@
       <w:r>
         <w:t>a)</w:t>
         <w:tab/>
-        <w:t>Porque absorbe bien la humedad y el agua</w:t>
+        <w:t>Porque se puede pudrir con el agua</w:t>
       </w:r>
     </w:p>
     <w:p>
@@ -189,7 +189,7 @@
       <w:r>
         <w:t>c)</w:t>
         <w:tab/>
-        <w:t>Porque es muy flexible</w:t>
+        <w:t>Porque absorbe bien la humedad y el agua</w:t>
       </w:r>
     </w:p>
     <w:p>
@@ -199,7 +199,7 @@
       <w:r>
         <w:t>d)</w:t>
         <w:tab/>
-        <w:t>Porque el agua puede pudrirla</w:t>
+        <w:t>Porque es muy flexible</w:t>
       </w:r>
     </w:p>
     <w:p>
@@ -217,7 +217,7 @@
       <w:r>
         <w:t>a)</w:t>
         <w:tab/>
-        <w:t>No es renovable</w:t>
+        <w:t>Si, si se repueblan los bosques talados</w:t>
       </w:r>
     </w:p>
     <w:p>
@@ -227,7 +227,7 @@
       <w:r>
         <w:t>b)</w:t>
         <w:tab/>
-        <w:t>Siempre es renovable</w:t>
+        <w:t>No es renovable</w:t>
       </w:r>
     </w:p>
     <w:p>
@@ -247,7 +247,7 @@
       <w:r>
         <w:t>d)</w:t>
         <w:tab/>
-        <w:t>Si, si se repueblan los bosques talados</w:t>
+        <w:t>Siempre es renovable</w:t>
       </w:r>
     </w:p>
     <w:p>
@@ -265,6 +265,16 @@
       <w:r>
         <w:t>a)</w:t>
         <w:tab/>
+        <w:t>Si, porque soporta bien los golpes sin romperse</w:t>
+      </w:r>
+    </w:p>
+    <w:p>
+      <w:pPr>
+        <w:pStyle w:val="Choice"/>
+      </w:pPr>
+      <w:r>
+        <w:t>b)</w:t>
+        <w:tab/>
         <w:t>No, es blanda</w:t>
       </w:r>
     </w:p>
@@ -273,9 +283,9 @@
         <w:pStyle w:val="Choice"/>
       </w:pPr>
       <w:r>
-        <w:t>b)</w:t>
+        <w:t>c)</w:t>
         <w:tab/>
-        <w:t>Si, porque soporta bien los golpes sin romperse</w:t>
+        <w:t>Si, porque tiene buena resistencia mecánica</w:t>
       </w:r>
     </w:p>
     <w:p>
@@ -283,19 +293,9 @@
         <w:pStyle w:val="Choice"/>
       </w:pPr>
       <w:r>
-        <w:t>c)</w:t>
+        <w:t>d)</w:t>
         <w:tab/>
         <w:t>Si, porque soporta bien que la intenten rayar</w:t>
-      </w:r>
-    </w:p>
-    <w:p>
-      <w:pPr>
-        <w:pStyle w:val="Choice"/>
-      </w:pPr>
-      <w:r>
-        <w:t>d)</w:t>
-        <w:tab/>
-        <w:t>Si, porque tiene buena resistencia mecánica</w:t>
       </w:r>
     </w:p>
     <w:p>
@@ -323,7 +323,7 @@
       <w:r>
         <w:t>b)</w:t>
         <w:tab/>
-        <w:t>Es todo el interior del tronco excepto la corteza</w:t>
+        <w:t>Es la parte exterior del tronco, más joven y de color más claro</w:t>
       </w:r>
     </w:p>
     <w:p>
@@ -333,7 +333,7 @@
       <w:r>
         <w:t>c)</w:t>
         <w:tab/>
-        <w:t>Es la parte exterior del tronco, más joven y de color más claro</w:t>
+        <w:t>Es todo el interior del tronco excepto la corteza</w:t>
       </w:r>
     </w:p>
     <w:p>
@@ -371,7 +371,7 @@
       <w:r>
         <w:t>b)</w:t>
         <w:tab/>
-        <w:t>Es la parte exterior del tronco</w:t>
+        <w:t>Es la parte exterior del tronco, más joven y de color más claro</w:t>
       </w:r>
     </w:p>
     <w:p>
@@ -381,7 +381,7 @@
       <w:r>
         <w:t>c)</w:t>
         <w:tab/>
-        <w:t>Es la parte exterior del tronco, más joven y de color más claro</w:t>
+        <w:t>Es la parte exterior del tronco</w:t>
       </w:r>
     </w:p>
     <w:p>
@@ -409,16 +409,6 @@
       <w:r>
         <w:t>a)</w:t>
         <w:tab/>
-        <w:t>El duramen del tronco se aprovecha para hacer serrin</w:t>
-      </w:r>
-    </w:p>
-    <w:p>
-      <w:pPr>
-        <w:pStyle w:val="Choice"/>
-      </w:pPr>
-      <w:r>
-        <w:t>b)</w:t>
-        <w:tab/>
         <w:t>La corteza del alcornoque es corcho, que tiene muchas aplicaciones</w:t>
       </w:r>
     </w:p>
@@ -427,23 +417,33 @@
         <w:pStyle w:val="Choice"/>
       </w:pPr>
       <w:r>
+        <w:t>b)</w:t>
+        <w:tab/>
+        <w:t>La albura se puede aprovechar en ciertas maderas</w:t>
+      </w:r>
+    </w:p>
+    <w:p>
+      <w:pPr>
+        <w:pStyle w:val="Choice"/>
+      </w:pPr>
+      <w:r>
         <w:t>c)</w:t>
+        <w:tab/>
+        <w:t>El duramen del tronco se aprovecha para hacer serrín</w:t>
+      </w:r>
+    </w:p>
+    <w:p>
+      <w:pPr>
+        <w:pStyle w:val="Choice"/>
+      </w:pPr>
+      <w:r>
+        <w:t>d)</w:t>
         <w:tab/>
         <w:t>No, la corteza siempre hay que desecharla</w:t>
       </w:r>
     </w:p>
     <w:p>
       <w:pPr>
-        <w:pStyle w:val="Choice"/>
-      </w:pPr>
-      <w:r>
-        <w:t>d)</w:t>
-        <w:tab/>
-        <w:t>La albura se puede aprovechar en ciertas maderas</w:t>
-      </w:r>
-    </w:p>
-    <w:p>
-      <w:pPr>
         <w:pStyle w:val="ListNumber"/>
       </w:pPr>
       <w:r>
@@ -457,16 +457,6 @@
       <w:r>
         <w:t>a)</w:t>
         <w:tab/>
-        <w:t>Tala del árbol</w:t>
-      </w:r>
-    </w:p>
-    <w:p>
-      <w:pPr>
-        <w:pStyle w:val="Choice"/>
-      </w:pPr>
-      <w:r>
-        <w:t>b)</w:t>
-        <w:tab/>
         <w:t>Aserrado del tronco</w:t>
       </w:r>
     </w:p>
@@ -475,9 +465,19 @@
         <w:pStyle w:val="Choice"/>
       </w:pPr>
       <w:r>
+        <w:t>b)</w:t>
+        <w:tab/>
+        <w:t>Ninguna es correcta</w:t>
+      </w:r>
+    </w:p>
+    <w:p>
+      <w:pPr>
+        <w:pStyle w:val="Choice"/>
+      </w:pPr>
+      <w:r>
         <w:t>c)</w:t>
         <w:tab/>
-        <w:t>Ninguna es correcta</w:t>
+        <w:t>Tala del árbol</w:t>
       </w:r>
     </w:p>
     <w:p>
@@ -505,7 +505,7 @@
       <w:r>
         <w:t>a)</w:t>
         <w:tab/>
-        <w:t>Tala</w:t>
+        <w:t>Asierrado</w:t>
       </w:r>
     </w:p>
     <w:p>
@@ -535,7 +535,7 @@
       <w:r>
         <w:t>d)</w:t>
         <w:tab/>
-        <w:t>Asierrado</w:t>
+        <w:t>Tala</w:t>
       </w:r>
     </w:p>
     <w:p>
@@ -553,6 +553,16 @@
       <w:r>
         <w:t>a)</w:t>
         <w:tab/>
+        <w:t>Tablón</w:t>
+      </w:r>
+    </w:p>
+    <w:p>
+      <w:pPr>
+        <w:pStyle w:val="Choice"/>
+      </w:pPr>
+      <w:r>
+        <w:t>b)</w:t>
+        <w:tab/>
         <w:t>Viga</w:t>
       </w:r>
     </w:p>
@@ -561,19 +571,9 @@
         <w:pStyle w:val="Choice"/>
       </w:pPr>
       <w:r>
-        <w:t>b)</w:t>
+        <w:t>c)</w:t>
         <w:tab/>
         <w:t>Tabla</w:t>
-      </w:r>
-    </w:p>
-    <w:p>
-      <w:pPr>
-        <w:pStyle w:val="Choice"/>
-      </w:pPr>
-      <w:r>
-        <w:t>c)</w:t>
-        <w:tab/>
-        <w:t>Tablón</w:t>
       </w:r>
     </w:p>
     <w:p>
@@ -601,6 +601,16 @@
       <w:r>
         <w:t>a)</w:t>
         <w:tab/>
+        <w:t>Tabla</w:t>
+      </w:r>
+    </w:p>
+    <w:p>
+      <w:pPr>
+        <w:pStyle w:val="Choice"/>
+      </w:pPr>
+      <w:r>
+        <w:t>b)</w:t>
+        <w:tab/>
         <w:t>Tablero</w:t>
       </w:r>
     </w:p>
@@ -609,9 +619,9 @@
         <w:pStyle w:val="Choice"/>
       </w:pPr>
       <w:r>
-        <w:t>b)</w:t>
+        <w:t>c)</w:t>
         <w:tab/>
-        <w:t>Listones</w:t>
+        <w:t>Viga</w:t>
       </w:r>
     </w:p>
     <w:p>
@@ -619,19 +629,9 @@
         <w:pStyle w:val="Choice"/>
       </w:pPr>
       <w:r>
-        <w:t>c)</w:t>
-        <w:tab/>
-        <w:t>Tabla</w:t>
-      </w:r>
-    </w:p>
-    <w:p>
-      <w:pPr>
-        <w:pStyle w:val="Choice"/>
-      </w:pPr>
-      <w:r>
         <w:t>d)</w:t>
         <w:tab/>
-        <w:t>Viga</w:t>
+        <w:t>Listones</w:t>
       </w:r>
     </w:p>
     <w:p>
@@ -697,7 +697,7 @@
       <w:r>
         <w:t>a)</w:t>
         <w:tab/>
-        <w:t>Haya</w:t>
+        <w:t>Roble</w:t>
       </w:r>
     </w:p>
     <w:p>
@@ -706,6 +706,16 @@
       </w:pPr>
       <w:r>
         <w:t>b)</w:t>
+        <w:tab/>
+        <w:t>Pino</w:t>
+      </w:r>
+    </w:p>
+    <w:p>
+      <w:pPr>
+        <w:pStyle w:val="Choice"/>
+      </w:pPr>
+      <w:r>
+        <w:t>c)</w:t>
         <w:tab/>
         <w:t>Nogal</w:t>
       </w:r>
@@ -715,7 +725,35 @@
         <w:pStyle w:val="Choice"/>
       </w:pPr>
       <w:r>
-        <w:t>c)</w:t>
+        <w:t>d)</w:t>
+        <w:tab/>
+        <w:t>Haya</w:t>
+      </w:r>
+    </w:p>
+    <w:p>
+      <w:pPr>
+        <w:pStyle w:val="ListNumber"/>
+      </w:pPr>
+      <w:r>
+        <w:t>¿Cuál de estas maderas es blanda?</w:t>
+      </w:r>
+    </w:p>
+    <w:p>
+      <w:pPr>
+        <w:pStyle w:val="Choice"/>
+      </w:pPr>
+      <w:r>
+        <w:t>a)</w:t>
+        <w:tab/>
+        <w:t>Chopo</w:t>
+      </w:r>
+    </w:p>
+    <w:p>
+      <w:pPr>
+        <w:pStyle w:val="Choice"/>
+      </w:pPr>
+      <w:r>
+        <w:t>b)</w:t>
         <w:tab/>
         <w:t>Roble</w:t>
       </w:r>
@@ -725,61 +763,23 @@
         <w:pStyle w:val="Choice"/>
       </w:pPr>
       <w:r>
-        <w:t>d)</w:t>
+        <w:t>c)</w:t>
         <w:tab/>
-        <w:t>Pino</w:t>
+        <w:t>Haya</w:t>
       </w:r>
     </w:p>
     <w:p>
       <w:pPr>
-        <w:pStyle w:val="ListNumber"/>
+        <w:pStyle w:val="Choice"/>
       </w:pPr>
       <w:r>
-        <w:t>¿Cuál de estas maderas es blanda?</w:t>
-      </w:r>
-    </w:p>
-    <w:p>
-      <w:pPr>
-        <w:pStyle w:val="Choice"/>
-      </w:pPr>
-      <w:r>
-        <w:t>a)</w:t>
+        <w:t>d)</w:t>
         <w:tab/>
         <w:t>Castaño</w:t>
       </w:r>
     </w:p>
     <w:p>
       <w:pPr>
-        <w:pStyle w:val="Choice"/>
-      </w:pPr>
-      <w:r>
-        <w:t>b)</w:t>
-        <w:tab/>
-        <w:t>Haya</w:t>
-      </w:r>
-    </w:p>
-    <w:p>
-      <w:pPr>
-        <w:pStyle w:val="Choice"/>
-      </w:pPr>
-      <w:r>
-        <w:t>c)</w:t>
-        <w:tab/>
-        <w:t>Chopo</w:t>
-      </w:r>
-    </w:p>
-    <w:p>
-      <w:pPr>
-        <w:pStyle w:val="Choice"/>
-      </w:pPr>
-      <w:r>
-        <w:t>d)</w:t>
-        <w:tab/>
-        <w:t>Roble</w:t>
-      </w:r>
-    </w:p>
-    <w:p>
-      <w:pPr>
         <w:pStyle w:val="ListNumber"/>
       </w:pPr>
       <w:r>
@@ -793,7 +793,7 @@
       <w:r>
         <w:t>a)</w:t>
         <w:tab/>
-        <w:t>Distinta</w:t>
+        <w:t>Muy parecida</w:t>
       </w:r>
     </w:p>
     <w:p>
@@ -803,7 +803,7 @@
       <w:r>
         <w:t>b)</w:t>
         <w:tab/>
-        <w:t>La mayoría son blandas</w:t>
+        <w:t>Distinta</w:t>
       </w:r>
     </w:p>
     <w:p>
@@ -823,7 +823,7 @@
       <w:r>
         <w:t>d)</w:t>
         <w:tab/>
-        <w:t>Muy parecida</w:t>
+        <w:t>La mayoría son blandas</w:t>
       </w:r>
     </w:p>
     <w:p>
@@ -841,7 +841,7 @@
       <w:r>
         <w:t>a)</w:t>
         <w:tab/>
-        <w:t>Poco apreciado</w:t>
+        <w:t>Muy apreciado</w:t>
       </w:r>
     </w:p>
     <w:p>
@@ -861,25 +861,73 @@
       <w:r>
         <w:t>c)</w:t>
         <w:tab/>
-        <w:t>Muy apreciado</w:t>
-      </w:r>
-    </w:p>
-    <w:p>
-      <w:pPr>
-        <w:pStyle w:val="Choice"/>
-      </w:pPr>
-      <w:r>
-        <w:t>d)</w:t>
-        <w:tab/>
         <w:t>La madera no tiene veteado</w:t>
       </w:r>
     </w:p>
     <w:p>
       <w:pPr>
+        <w:pStyle w:val="Choice"/>
+      </w:pPr>
+      <w:r>
+        <w:t>d)</w:t>
+        <w:tab/>
+        <w:t>Poco apreciado</w:t>
+      </w:r>
+    </w:p>
+    <w:p>
+      <w:pPr>
         <w:pStyle w:val="ListNumber"/>
       </w:pPr>
       <w:r>
         <w:t>El tablero de contrachapado es</w:t>
+      </w:r>
+    </w:p>
+    <w:p>
+      <w:pPr>
+        <w:pStyle w:val="Choice"/>
+      </w:pPr>
+      <w:r>
+        <w:t>a)</w:t>
+        <w:tab/>
+        <w:t>Un tablero de madera maciza</w:t>
+      </w:r>
+    </w:p>
+    <w:p>
+      <w:pPr>
+        <w:pStyle w:val="Choice"/>
+      </w:pPr>
+      <w:r>
+        <w:t>b)</w:t>
+        <w:tab/>
+        <w:t>Un tablero artificial formado por fibras de madera y resina sintética</w:t>
+      </w:r>
+    </w:p>
+    <w:p>
+      <w:pPr>
+        <w:pStyle w:val="Choice"/>
+      </w:pPr>
+      <w:r>
+        <w:t>c)</w:t>
+        <w:tab/>
+        <w:t>Un tablero artificial formado por virutas y cola comprimidas</w:t>
+      </w:r>
+    </w:p>
+    <w:p>
+      <w:pPr>
+        <w:pStyle w:val="Choice"/>
+      </w:pPr>
+      <w:r>
+        <w:t>d)</w:t>
+        <w:tab/>
+        <w:t>Un tablero artificial formado por láminas de madera encoladas</w:t>
+      </w:r>
+    </w:p>
+    <w:p>
+      <w:pPr>
+        <w:pStyle w:val="ListNumber"/>
+      </w:pPr>
+      <w:r>
+        <w:t>El tablero de aglomerado es</w:t>
       </w:r>
     </w:p>
     <w:p>
@@ -899,7 +947,7 @@
       <w:r>
         <w:t>b)</w:t>
         <w:tab/>
-        <w:t>Un tablero de madera maciza</w:t>
+        <w:t>Un tablero artificial formado por fibras de madera y resina sintética</w:t>
       </w:r>
     </w:p>
     <w:p>
@@ -919,15 +967,35 @@
       <w:r>
         <w:t>d)</w:t>
         <w:tab/>
+        <w:t>Un tablero de madera maciza</w:t>
+      </w:r>
+    </w:p>
+    <w:p>
+      <w:pPr>
+        <w:pStyle w:val="ListNumber"/>
+      </w:pPr>
+      <w:r>
+        <w:t>El DM o tablero de fibras es</w:t>
+      </w:r>
+    </w:p>
+    <w:p>
+      <w:pPr>
+        <w:pStyle w:val="Choice"/>
+      </w:pPr>
+      <w:r>
+        <w:t>a)</w:t>
+        <w:tab/>
         <w:t>Un tablero artificial formado por fibras de madera y resina sintética</w:t>
       </w:r>
     </w:p>
     <w:p>
       <w:pPr>
-        <w:pStyle w:val="ListNumber"/>
+        <w:pStyle w:val="Choice"/>
       </w:pPr>
       <w:r>
-        <w:t>El tablero de aglomerado es</w:t>
+        <w:t>b)</w:t>
+        <w:tab/>
+        <w:t>Un tablero de madera maciza</w:t>
       </w:r>
     </w:p>
     <w:p>
@@ -935,17 +1003,7 @@
         <w:pStyle w:val="Choice"/>
       </w:pPr>
       <w:r>
-        <w:t>a)</w:t>
-        <w:tab/>
-        <w:t>Un tablero artificial formado por láminas de madera encoladas</w:t>
-      </w:r>
-    </w:p>
-    <w:p>
-      <w:pPr>
-        <w:pStyle w:val="Choice"/>
-      </w:pPr>
-      <w:r>
-        <w:t>b)</w:t>
+        <w:t>c)</w:t>
         <w:tab/>
         <w:t>Un tablero artificial formado por virutas y cola comprimidas</w:t>
       </w:r>
@@ -955,67 +1013,9 @@
         <w:pStyle w:val="Choice"/>
       </w:pPr>
       <w:r>
-        <w:t>c)</w:t>
-        <w:tab/>
-        <w:t>Un tablero de madera maciza</w:t>
-      </w:r>
-    </w:p>
-    <w:p>
-      <w:pPr>
-        <w:pStyle w:val="Choice"/>
-      </w:pPr>
-      <w:r>
         <w:t>d)</w:t>
         <w:tab/>
-        <w:t>Un tablero artificial formado por fibras de madera y resina sintética</w:t>
-      </w:r>
-    </w:p>
-    <w:p>
-      <w:pPr>
-        <w:pStyle w:val="ListNumber"/>
-      </w:pPr>
-      <w:r>
-        <w:t>El DM o tablero de fibras es</w:t>
-      </w:r>
-    </w:p>
-    <w:p>
-      <w:pPr>
-        <w:pStyle w:val="Choice"/>
-      </w:pPr>
-      <w:r>
-        <w:t>a)</w:t>
-        <w:tab/>
-        <w:t>Un tablero artificial formado por virutas y cola comprimidas</w:t>
-      </w:r>
-    </w:p>
-    <w:p>
-      <w:pPr>
-        <w:pStyle w:val="Choice"/>
-      </w:pPr>
-      <w:r>
-        <w:t>b)</w:t>
-        <w:tab/>
-        <w:t>Un tablero artificial formado por fibras de madera y resina sintética</w:t>
-      </w:r>
-    </w:p>
-    <w:p>
-      <w:pPr>
-        <w:pStyle w:val="Choice"/>
-      </w:pPr>
-      <w:r>
-        <w:t>c)</w:t>
-        <w:tab/>
         <w:t>Un tablero artificial formado por láminas de madera encoladas</w:t>
-      </w:r>
-    </w:p>
-    <w:p>
-      <w:pPr>
-        <w:pStyle w:val="Choice"/>
-      </w:pPr>
-      <w:r>
-        <w:t>d)</w:t>
-        <w:tab/>
-        <w:t>Un tablero de madera maciza</w:t>
       </w:r>
     </w:p>
     <w:p>
@@ -1034,16 +1034,6 @@
       <w:r>
         <w:t>a)</w:t>
         <w:tab/>
-        <w:t>Si, aunque eso disminuye la resistencia del tablero</w:t>
-      </w:r>
-    </w:p>
-    <w:p>
-      <w:pPr>
-        <w:pStyle w:val="Choice"/>
-      </w:pPr>
-      <w:r>
-        <w:t>b)</w:t>
-        <w:tab/>
         <w:t>No, los tableros artificiales solo se pintan</w:t>
       </w:r>
     </w:p>
@@ -1052,9 +1042,19 @@
         <w:pStyle w:val="Choice"/>
       </w:pPr>
       <w:r>
+        <w:t>b)</w:t>
+        <w:tab/>
+        <w:t>No, los tableros artificiales no se pueden tapar</w:t>
+      </w:r>
+    </w:p>
+    <w:p>
+      <w:pPr>
+        <w:pStyle w:val="Choice"/>
+      </w:pPr>
+      <w:r>
         <w:t>c)</w:t>
         <w:tab/>
-        <w:t>No, los tableros artificiales no se pueden tapar</w:t>
+        <w:t>Si, aunque eso disminuye la resistencia del tablero</w:t>
       </w:r>
     </w:p>
     <w:p>
@@ -1092,16 +1092,6 @@
       <w:r>
         <w:t>b)</w:t>
         <w:tab/>
-        <w:t>Serrar. Pulir. Pintar</w:t>
-      </w:r>
-    </w:p>
-    <w:p>
-      <w:pPr>
-        <w:pStyle w:val="Choice"/>
-      </w:pPr>
-      <w:r>
-        <w:t>c)</w:t>
-        <w:tab/>
         <w:t>Medir. Marcar. Sujetar. Serrar</w:t>
       </w:r>
     </w:p>
@@ -1110,13 +1100,23 @@
         <w:pStyle w:val="Choice"/>
       </w:pPr>
       <w:r>
-        <w:t>d)</w:t>
+        <w:t>c)</w:t>
         <w:tab/>
         <w:t>Medir. Marcar. Serrar. Sujetar</w:t>
       </w:r>
     </w:p>
     <w:p>
       <w:pPr>
+        <w:pStyle w:val="Choice"/>
+      </w:pPr>
+      <w:r>
+        <w:t>d)</w:t>
+        <w:tab/>
+        <w:t>Serrar. Pulir. Pintar</w:t>
+      </w:r>
+    </w:p>
+    <w:p>
+      <w:pPr>
         <w:pStyle w:val="ListNumber"/>
       </w:pPr>
       <w:r>
@@ -1130,7 +1130,7 @@
       <w:r>
         <w:t>a)</w:t>
         <w:tab/>
-        <w:t>Aserrado</w:t>
+        <w:t>Corte</w:t>
       </w:r>
     </w:p>
     <w:p>
@@ -1140,7 +1140,7 @@
       <w:r>
         <w:t>b)</w:t>
         <w:tab/>
-        <w:t>Corte</w:t>
+        <w:t>Aserrado</w:t>
       </w:r>
     </w:p>
     <w:p>
@@ -1178,16 +1178,6 @@
       <w:r>
         <w:t>a)</w:t>
         <w:tab/>
-        <w:t>Limar o desbastar</w:t>
-      </w:r>
-    </w:p>
-    <w:p>
-      <w:pPr>
-        <w:pStyle w:val="Choice"/>
-      </w:pPr>
-      <w:r>
-        <w:t>b)</w:t>
-        <w:tab/>
         <w:t>Pulir</w:t>
       </w:r>
     </w:p>
@@ -1196,9 +1186,19 @@
         <w:pStyle w:val="Choice"/>
       </w:pPr>
       <w:r>
+        <w:t>b)</w:t>
+        <w:tab/>
+        <w:t>Alisar</w:t>
+      </w:r>
+    </w:p>
+    <w:p>
+      <w:pPr>
+        <w:pStyle w:val="Choice"/>
+      </w:pPr>
+      <w:r>
         <w:t>c)</w:t>
         <w:tab/>
-        <w:t>Alisar</w:t>
+        <w:t>Limar o desbastar</w:t>
       </w:r>
     </w:p>
     <w:p>
@@ -1226,7 +1226,7 @@
       <w:r>
         <w:t>a)</w:t>
         <w:tab/>
-        <w:t>Aserrar</w:t>
+        <w:t>Lijar o pulir</w:t>
       </w:r>
     </w:p>
     <w:p>
@@ -1236,7 +1236,7 @@
       <w:r>
         <w:t>b)</w:t>
         <w:tab/>
-        <w:t>Lijar o pulir</w:t>
+        <w:t>Aserrar</w:t>
       </w:r>
     </w:p>
     <w:p>
@@ -1274,7 +1274,7 @@
       <w:r>
         <w:t>a)</w:t>
         <w:tab/>
-        <w:t>De numeración baja</w:t>
+        <w:t>Primero de numeración baja y luego de numeración alta</w:t>
       </w:r>
     </w:p>
     <w:p>
@@ -1294,7 +1294,7 @@
       <w:r>
         <w:t>c)</w:t>
         <w:tab/>
-        <w:t>Primero de numeración baja y luego de numeración alta</w:t>
+        <w:t>Primero de numeración alta y luego de numeración baja</w:t>
       </w:r>
     </w:p>
     <w:p>
@@ -1304,7 +1304,7 @@
       <w:r>
         <w:t>d)</w:t>
         <w:tab/>
-        <w:t>Primero de numeración alta y luego de numeración baja</w:t>
+        <w:t>De numeración baja</w:t>
       </w:r>
     </w:p>
     <w:p>
@@ -1322,7 +1322,7 @@
       <w:r>
         <w:t>a)</w:t>
         <w:tab/>
-        <w:t>Taladrar la madera</w:t>
+        <w:t>Clavar la madera</w:t>
       </w:r>
     </w:p>
     <w:p>
@@ -1332,7 +1332,7 @@
       <w:r>
         <w:t>b)</w:t>
         <w:tab/>
-        <w:t>Clavar la madera</w:t>
+        <w:t>Taladrar la madera</w:t>
       </w:r>
     </w:p>
     <w:p>
@@ -1418,7 +1418,7 @@
       <w:r>
         <w:t>a)</w:t>
         <w:tab/>
-        <w:t>Cola termofusible</w:t>
+        <w:t>Tornillos</w:t>
       </w:r>
     </w:p>
     <w:p>
@@ -1428,7 +1428,7 @@
       <w:r>
         <w:t>b)</w:t>
         <w:tab/>
-        <w:t>Tornillos</w:t>
+        <w:t>Cola termofusible</w:t>
       </w:r>
     </w:p>
     <w:p>
@@ -1505,7 +1505,7 @@
       <w:r>
         <w:t>a)</w:t>
         <w:tab/>
-        <w:t>Gubia</w:t>
+        <w:t>Punzón</w:t>
       </w:r>
     </w:p>
     <w:p>
@@ -1525,7 +1525,7 @@
       <w:r>
         <w:t>c)</w:t>
         <w:tab/>
-        <w:t>Punzón</w:t>
+        <w:t>Gubia</w:t>
       </w:r>
     </w:p>
     <w:p>
@@ -1592,7 +1592,7 @@
       <w:r>
         <w:t>a)</w:t>
         <w:tab/>
-        <w:t>Amartillador</w:t>
+        <w:t>Martillador</w:t>
       </w:r>
     </w:p>
     <w:p>
@@ -1601,6 +1601,16 @@
       </w:pPr>
       <w:r>
         <w:t>b)</w:t>
+        <w:tab/>
+        <w:t>Clavador</w:t>
+      </w:r>
+    </w:p>
+    <w:p>
+      <w:pPr>
+        <w:pStyle w:val="Choice"/>
+      </w:pPr>
+      <w:r>
+        <w:t>c)</w:t>
         <w:tab/>
         <w:t>Martillo</w:t>
       </w:r>
@@ -1610,19 +1620,9 @@
         <w:pStyle w:val="Choice"/>
       </w:pPr>
       <w:r>
-        <w:t>c)</w:t>
-        <w:tab/>
-        <w:t>Martillador</w:t>
-      </w:r>
-    </w:p>
-    <w:p>
-      <w:pPr>
-        <w:pStyle w:val="Choice"/>
-      </w:pPr>
-      <w:r>
         <w:t>d)</w:t>
         <w:tab/>
-        <w:t>Clavador</w:t>
+        <w:t>Amartillador</w:t>
       </w:r>
     </w:p>
     <w:sectPr>
